--- a/决赛发布材料/09300004发布稿/03_0929V1逐段修改对照_09300004.docx
+++ b/决赛发布材料/09300004发布稿/03_0929V1逐段修改对照_09300004.docx
@@ -4,7 +4,6 @@
   <w:body>
     <w:p>
       <w:pPr>
-        <w:spacing w:after="200"/>
         <w:jc w:val="center"/>
       </w:pPr>
       <w:r>
@@ -18,39 +17,34 @@
     </w:p>
     <w:p>
       <w:pPr>
-        <w:spacing w:after="320"/>
         <w:jc w:val="center"/>
       </w:pPr>
       <w:r>
         <w:rPr>
           <w:rFonts w:ascii="仿宋_GB2312" w:hAnsi="仿宋_GB2312" w:eastAsia="仿宋_GB2312" w:cs="仿宋_GB2312"/>
           <w:b w:val="0"/>
-          <w:color w:val="5A5A5A"/>
-          <w:sz w:val="28"/>
+          <w:color w:val="505050"/>
+          <w:sz w:val="26"/>
         </w:rPr>
-        <w:t>原稿问题 · 新稿改法 · 修改理由 · 09300004</w:t>
+        <w:t>原稿问题 · 新稿修改 · 修改理由 · 09300004</w:t>
       </w:r>
     </w:p>
     <w:tbl>
       <w:tblPr>
         <w:tblW w:type="auto" w:w="0"/>
-        <w:jc w:val="center"/>
         <w:tblLook w:firstColumn="1" w:firstRow="1" w:lastColumn="0" w:lastRow="0" w:noHBand="0" w:noVBand="1" w:val="04A0"/>
       </w:tblPr>
       <w:tblGrid>
-        <w:gridCol w:w="9406"/>
+        <w:gridCol w:w="9632"/>
       </w:tblGrid>
       <w:tr>
         <w:tc>
           <w:tcPr>
-            <w:tcW w:type="dxa" w:w="9406"/>
+            <w:tcW w:type="dxa" w:w="9632"/>
             <w:shd w:fill="FFF2CC"/>
           </w:tcPr>
           <w:p>
-            <w:pPr>
-              <w:spacing w:after="0"/>
-              <w:ind w:left="85" w:right="85"/>
-            </w:pPr>
+            <w:r/>
             <w:r>
               <w:rPr>
                 <w:rFonts w:ascii="黑体" w:hAnsi="黑体" w:eastAsia="黑体" w:cs="黑体"/>
@@ -64,7 +58,7 @@
                 <w:rFonts w:ascii="楷体_GB2312" w:hAnsi="楷体_GB2312" w:eastAsia="楷体_GB2312" w:cs="楷体_GB2312"/>
                 <w:sz w:val="22"/>
               </w:rPr>
-              <w:t>本文件不是简单“改几个词”，而是逐段检查每句话有没有完成比赛稿应有的功能：身份、问题、根因、框架、技术过程、案例、结果、创新、收束。</w:t>
+              <w:t>不是简单换词，而是检查每一段是否完成决赛稿应有的功能：身份、问题、根因、框架、技术过程、案例、硬结果、创新总结和收束。</w:t>
             </w:r>
           </w:p>
         </w:tc>
@@ -72,16 +66,16 @@
     </w:tbl>
     <w:p>
       <w:pPr>
-        <w:spacing w:after="0"/>
-      </w:pPr>
-    </w:p>
-    <w:p>
-      <w:pPr>
         <w:pStyle w:val="Heading1"/>
-        <w:spacing w:before="180" w:after="80"/>
+        <w:spacing w:before="160" w:after="80"/>
       </w:pPr>
       <w:r>
-        <w:t>一、九个核心段落修改对照</w:t>
+        <w:rPr>
+          <w:rFonts w:ascii="黑体" w:hAnsi="黑体" w:eastAsia="黑体" w:cs="黑体"/>
+          <w:b/>
+          <w:sz w:val="36"/>
+        </w:rPr>
+        <w:t>一、十个核心段落修改对照</w:t>
       </w:r>
     </w:p>
     <w:tbl>
@@ -92,26 +86,26 @@
         <w:tblLook w:firstColumn="1" w:firstRow="1" w:lastColumn="0" w:lastRow="0" w:noHBand="0" w:noVBand="1" w:val="04A0"/>
       </w:tblPr>
       <w:tblGrid>
-        <w:gridCol w:w="2351"/>
-        <w:gridCol w:w="2351"/>
-        <w:gridCol w:w="2351"/>
-        <w:gridCol w:w="2351"/>
+        <w:gridCol w:w="2408"/>
+        <w:gridCol w:w="2408"/>
+        <w:gridCol w:w="2408"/>
+        <w:gridCol w:w="2408"/>
       </w:tblGrid>
       <w:tr>
         <w:tc>
           <w:tcPr>
-            <w:tcW w:type="dxa" w:w="2351"/>
+            <w:tcW w:type="dxa" w:w="2408"/>
             <w:vAlign w:val="center"/>
             <w:shd w:fill="D9E2F3"/>
           </w:tcPr>
           <w:p>
             <w:pPr>
-              <w:spacing w:after="0" w:line="264" w:lineRule="auto"/>
+              <w:spacing w:line="252" w:lineRule="auto"/>
             </w:pPr>
             <w:r/>
             <w:r>
               <w:rPr>
-                <w:rFonts w:ascii="黑体" w:hAnsi="黑体" w:eastAsia="黑体" w:cs="黑体"/>
+                <w:rFonts w:ascii="Noto Sans CJK SC" w:hAnsi="Noto Sans CJK SC" w:eastAsia="Noto Sans CJK SC" w:cs="Noto Sans CJK SC"/>
                 <w:b/>
                 <w:sz w:val="16"/>
               </w:rPr>
@@ -121,64 +115,64 @@
         </w:tc>
         <w:tc>
           <w:tcPr>
-            <w:tcW w:type="dxa" w:w="2351"/>
+            <w:tcW w:type="dxa" w:w="2408"/>
             <w:vAlign w:val="center"/>
             <w:shd w:fill="D9E2F3"/>
           </w:tcPr>
           <w:p>
             <w:pPr>
-              <w:spacing w:after="0" w:line="264" w:lineRule="auto"/>
+              <w:spacing w:line="252" w:lineRule="auto"/>
             </w:pPr>
             <w:r/>
             <w:r>
               <w:rPr>
-                <w:rFonts w:ascii="黑体" w:hAnsi="黑体" w:eastAsia="黑体" w:cs="黑体"/>
+                <w:rFonts w:ascii="Noto Sans CJK SC" w:hAnsi="Noto Sans CJK SC" w:eastAsia="Noto Sans CJK SC" w:cs="Noto Sans CJK SC"/>
                 <w:b/>
                 <w:sz w:val="16"/>
               </w:rPr>
-              <w:t>0929 V1原写法</w:t>
+              <w:t>0929 V1</w:t>
             </w:r>
           </w:p>
         </w:tc>
         <w:tc>
           <w:tcPr>
-            <w:tcW w:type="dxa" w:w="2351"/>
+            <w:tcW w:type="dxa" w:w="2408"/>
             <w:vAlign w:val="center"/>
             <w:shd w:fill="D9E2F3"/>
           </w:tcPr>
           <w:p>
             <w:pPr>
-              <w:spacing w:after="0" w:line="264" w:lineRule="auto"/>
+              <w:spacing w:line="252" w:lineRule="auto"/>
             </w:pPr>
             <w:r/>
             <w:r>
               <w:rPr>
-                <w:rFonts w:ascii="黑体" w:hAnsi="黑体" w:eastAsia="黑体" w:cs="黑体"/>
+                <w:rFonts w:ascii="Noto Sans CJK SC" w:hAnsi="Noto Sans CJK SC" w:eastAsia="Noto Sans CJK SC" w:cs="Noto Sans CJK SC"/>
                 <w:b/>
                 <w:sz w:val="16"/>
               </w:rPr>
-              <w:t>本版改写方向</w:t>
+              <w:t>本版修改</w:t>
             </w:r>
           </w:p>
         </w:tc>
         <w:tc>
           <w:tcPr>
-            <w:tcW w:type="dxa" w:w="2351"/>
+            <w:tcW w:type="dxa" w:w="2408"/>
             <w:vAlign w:val="center"/>
             <w:shd w:fill="D9E2F3"/>
           </w:tcPr>
           <w:p>
             <w:pPr>
-              <w:spacing w:after="0" w:line="264" w:lineRule="auto"/>
+              <w:spacing w:line="252" w:lineRule="auto"/>
             </w:pPr>
             <w:r/>
             <w:r>
               <w:rPr>
-                <w:rFonts w:ascii="黑体" w:hAnsi="黑体" w:eastAsia="黑体" w:cs="黑体"/>
+                <w:rFonts w:ascii="Noto Sans CJK SC" w:hAnsi="Noto Sans CJK SC" w:eastAsia="Noto Sans CJK SC" w:cs="Noto Sans CJK SC"/>
                 <w:b/>
                 <w:sz w:val="16"/>
               </w:rPr>
-              <w:t>为什么这么改</w:t>
+              <w:t>修改理由</w:t>
             </w:r>
           </w:p>
         </w:tc>
@@ -186,17 +180,17 @@
       <w:tr>
         <w:tc>
           <w:tcPr>
-            <w:tcW w:type="dxa" w:w="2351"/>
+            <w:tcW w:type="dxa" w:w="2408"/>
             <w:vAlign w:val="center"/>
           </w:tcPr>
           <w:p>
             <w:pPr>
-              <w:spacing w:after="0" w:line="264" w:lineRule="auto"/>
+              <w:spacing w:line="252" w:lineRule="auto"/>
             </w:pPr>
             <w:r/>
             <w:r>
               <w:rPr>
-                <w:rFonts w:ascii="仿宋_GB2312" w:hAnsi="仿宋_GB2312" w:eastAsia="仿宋_GB2312" w:cs="仿宋_GB2312"/>
+                <w:rFonts w:ascii="Noto Sans CJK SC" w:hAnsi="Noto Sans CJK SC" w:eastAsia="Noto Sans CJK SC" w:cs="Noto Sans CJK SC"/>
                 <w:b w:val="0"/>
                 <w:sz w:val="16"/>
               </w:rPr>
@@ -206,61 +200,61 @@
         </w:tc>
         <w:tc>
           <w:tcPr>
-            <w:tcW w:type="dxa" w:w="2351"/>
+            <w:tcW w:type="dxa" w:w="2408"/>
             <w:vAlign w:val="center"/>
           </w:tcPr>
           <w:p>
             <w:pPr>
-              <w:spacing w:after="0" w:line="264" w:lineRule="auto"/>
+              <w:spacing w:line="252" w:lineRule="auto"/>
             </w:pPr>
             <w:r/>
             <w:r>
               <w:rPr>
-                <w:rFonts w:ascii="仿宋_GB2312" w:hAnsi="仿宋_GB2312" w:eastAsia="仿宋_GB2312" w:cs="仿宋_GB2312"/>
+                <w:rFonts w:ascii="Noto Sans CJK SC" w:hAnsi="Noto Sans CJK SC" w:eastAsia="Noto Sans CJK SC" w:cs="Noto Sans CJK SC"/>
                 <w:b w:val="0"/>
                 <w:sz w:val="16"/>
               </w:rPr>
-              <w:t>B：A，我先替评委出一道题：同一个村，一栋烤房健康分58分，另一栋82分……我们到底应该先修、先调，还是新建？</w:t>
+              <w:t>B先出58/82分模型题，A随后自我介绍</w:t>
             </w:r>
           </w:p>
         </w:tc>
         <w:tc>
           <w:tcPr>
-            <w:tcW w:type="dxa" w:w="2351"/>
+            <w:tcW w:type="dxa" w:w="2408"/>
             <w:vAlign w:val="center"/>
           </w:tcPr>
           <w:p>
             <w:pPr>
-              <w:spacing w:after="0" w:line="264" w:lineRule="auto"/>
+              <w:spacing w:line="252" w:lineRule="auto"/>
             </w:pPr>
             <w:r/>
             <w:r>
               <w:rPr>
-                <w:rFonts w:ascii="仿宋_GB2312" w:hAnsi="仿宋_GB2312" w:eastAsia="仿宋_GB2312" w:cs="仿宋_GB2312"/>
+                <w:rFonts w:ascii="Noto Sans CJK SC" w:hAnsi="Noto Sans CJK SC" w:eastAsia="Noto Sans CJK SC" w:cs="Noto Sans CJK SC"/>
                 <w:b w:val="0"/>
                 <w:sz w:val="16"/>
               </w:rPr>
-              <w:t>A先介绍身份；B定位为“烤房管家”，用“没房、坏了、修还是建”三问开场。</w:t>
+              <w:t>A先身份，B用没房/故障/修还是建三问切入</w:t>
             </w:r>
           </w:p>
         </w:tc>
         <w:tc>
           <w:tcPr>
-            <w:tcW w:type="dxa" w:w="2351"/>
+            <w:tcW w:type="dxa" w:w="2408"/>
             <w:vAlign w:val="center"/>
           </w:tcPr>
           <w:p>
             <w:pPr>
-              <w:spacing w:after="0" w:line="264" w:lineRule="auto"/>
+              <w:spacing w:line="252" w:lineRule="auto"/>
             </w:pPr>
             <w:r/>
             <w:r>
               <w:rPr>
-                <w:rFonts w:ascii="仿宋_GB2312" w:hAnsi="仿宋_GB2312" w:eastAsia="仿宋_GB2312" w:cs="仿宋_GB2312"/>
+                <w:rFonts w:ascii="Noto Sans CJK SC" w:hAnsi="Noto Sans CJK SC" w:eastAsia="Noto Sans CJK SC" w:cs="Noto Sans CJK SC"/>
                 <w:b w:val="0"/>
                 <w:sz w:val="16"/>
               </w:rPr>
-              <w:t>优秀稿1/2/6都先让评委知道人物和场景，再进入技术；新版不再用抽象分数题做第一句话。</w:t>
+              <w:t>先认识人、进场景，再提方法</w:t>
             </w:r>
           </w:p>
         </w:tc>
@@ -268,17 +262,17 @@
       <w:tr>
         <w:tc>
           <w:tcPr>
-            <w:tcW w:type="dxa" w:w="2351"/>
+            <w:tcW w:type="dxa" w:w="2408"/>
             <w:vAlign w:val="center"/>
           </w:tcPr>
           <w:p>
             <w:pPr>
-              <w:spacing w:after="0" w:line="264" w:lineRule="auto"/>
+              <w:spacing w:line="252" w:lineRule="auto"/>
             </w:pPr>
             <w:r/>
             <w:r>
               <w:rPr>
-                <w:rFonts w:ascii="仿宋_GB2312" w:hAnsi="仿宋_GB2312" w:eastAsia="仿宋_GB2312" w:cs="仿宋_GB2312"/>
+                <w:rFonts w:ascii="Noto Sans CJK SC" w:hAnsi="Noto Sans CJK SC" w:eastAsia="Noto Sans CJK SC" w:cs="Noto Sans CJK SC"/>
                 <w:b w:val="0"/>
                 <w:sz w:val="16"/>
               </w:rPr>
@@ -288,61 +282,61 @@
         </w:tc>
         <w:tc>
           <w:tcPr>
-            <w:tcW w:type="dxa" w:w="2351"/>
+            <w:tcW w:type="dxa" w:w="2408"/>
             <w:vAlign w:val="center"/>
           </w:tcPr>
           <w:p>
             <w:pPr>
-              <w:spacing w:after="0" w:line="264" w:lineRule="auto"/>
+              <w:spacing w:line="252" w:lineRule="auto"/>
             </w:pPr>
             <w:r/>
             <w:r>
               <w:rPr>
-                <w:rFonts w:ascii="仿宋_GB2312" w:hAnsi="仿宋_GB2312" w:eastAsia="仿宋_GB2312" w:cs="仿宋_GB2312"/>
+                <w:rFonts w:ascii="Noto Sans CJK SC" w:hAnsi="Noto Sans CJK SC" w:eastAsia="Noto Sans CJK SC" w:cs="Noto Sans CJK SC"/>
                 <w:b w:val="0"/>
                 <w:sz w:val="16"/>
               </w:rPr>
-              <w:t>A：这道题，过去没有统一答案……很难同时回答三件事。</w:t>
+              <w:t>主要说过去没有统一答案，重点是健康/寿命/缺口</w:t>
             </w:r>
           </w:p>
         </w:tc>
         <w:tc>
           <w:tcPr>
-            <w:tcW w:type="dxa" w:w="2351"/>
+            <w:tcW w:type="dxa" w:w="2408"/>
             <w:vAlign w:val="center"/>
           </w:tcPr>
           <w:p>
             <w:pPr>
-              <w:spacing w:after="0" w:line="264" w:lineRule="auto"/>
+              <w:spacing w:line="252" w:lineRule="auto"/>
             </w:pPr>
             <w:r/>
             <w:r>
               <w:rPr>
-                <w:rFonts w:ascii="仿宋_GB2312" w:hAnsi="仿宋_GB2312" w:eastAsia="仿宋_GB2312" w:cs="仿宋_GB2312"/>
+                <w:rFonts w:ascii="Noto Sans CJK SC" w:hAnsi="Noto Sans CJK SC" w:eastAsia="Noto Sans CJK SC" w:cs="Noto Sans CJK SC"/>
                 <w:b w:val="0"/>
                 <w:sz w:val="16"/>
               </w:rPr>
-              <w:t>先讲烟农、烟站、合作社“三愁”，再归纳资源调度、设施投入、管护运维三大痛点，最后落到“用投管割裂”的根因。</w:t>
+              <w:t>烟农、烟站、合作社三愁→三大痛点→用投管割裂</w:t>
             </w:r>
           </w:p>
         </w:tc>
         <w:tc>
           <w:tcPr>
-            <w:tcW w:type="dxa" w:w="2351"/>
+            <w:tcW w:type="dxa" w:w="2408"/>
             <w:vAlign w:val="center"/>
           </w:tcPr>
           <w:p>
             <w:pPr>
-              <w:spacing w:after="0" w:line="264" w:lineRule="auto"/>
+              <w:spacing w:line="252" w:lineRule="auto"/>
             </w:pPr>
             <w:r/>
             <w:r>
               <w:rPr>
-                <w:rFonts w:ascii="仿宋_GB2312" w:hAnsi="仿宋_GB2312" w:eastAsia="仿宋_GB2312" w:cs="仿宋_GB2312"/>
+                <w:rFonts w:ascii="Noto Sans CJK SC" w:hAnsi="Noto Sans CJK SC" w:eastAsia="Noto Sans CJK SC" w:cs="Noto Sans CJK SC"/>
                 <w:b w:val="0"/>
                 <w:sz w:val="16"/>
               </w:rPr>
-              <w:t>把“表面问题—主体困境—深层根因”讲完整，和1.txt“三痛点”、3.txt“三问题”同样清楚。</w:t>
+              <w:t>从算法解题提升到行业管理问题</w:t>
             </w:r>
           </w:p>
         </w:tc>
@@ -350,17 +344,17 @@
       <w:tr>
         <w:tc>
           <w:tcPr>
-            <w:tcW w:type="dxa" w:w="2351"/>
+            <w:tcW w:type="dxa" w:w="2408"/>
             <w:vAlign w:val="center"/>
           </w:tcPr>
           <w:p>
             <w:pPr>
-              <w:spacing w:after="0" w:line="264" w:lineRule="auto"/>
+              <w:spacing w:line="252" w:lineRule="auto"/>
             </w:pPr>
             <w:r/>
             <w:r>
               <w:rPr>
-                <w:rFonts w:ascii="仿宋_GB2312" w:hAnsi="仿宋_GB2312" w:eastAsia="仿宋_GB2312" w:cs="仿宋_GB2312"/>
+                <w:rFonts w:ascii="Noto Sans CJK SC" w:hAnsi="Noto Sans CJK SC" w:eastAsia="Noto Sans CJK SC" w:cs="Noto Sans CJK SC"/>
                 <w:b w:val="0"/>
                 <w:sz w:val="16"/>
               </w:rPr>
@@ -370,61 +364,61 @@
         </w:tc>
         <w:tc>
           <w:tcPr>
-            <w:tcW w:type="dxa" w:w="2351"/>
+            <w:tcW w:type="dxa" w:w="2408"/>
             <w:vAlign w:val="center"/>
           </w:tcPr>
           <w:p>
             <w:pPr>
-              <w:spacing w:after="0" w:line="264" w:lineRule="auto"/>
+              <w:spacing w:line="252" w:lineRule="auto"/>
             </w:pPr>
             <w:r/>
             <w:r>
               <w:rPr>
-                <w:rFonts w:ascii="仿宋_GB2312" w:hAnsi="仿宋_GB2312" w:eastAsia="仿宋_GB2312" w:cs="仿宋_GB2312"/>
+                <w:rFonts w:ascii="Noto Sans CJK SC" w:hAnsi="Noto Sans CJK SC" w:eastAsia="Noto Sans CJK SC" w:cs="Noto Sans CJK SC"/>
                 <w:b w:val="0"/>
                 <w:sz w:val="16"/>
               </w:rPr>
-              <w:t>给烤房管理装上两颗决策大脑……通过一个平台落地到智用、智投、智管。</w:t>
+              <w:t>两颗大脑+数据库+平台+三智</w:t>
             </w:r>
           </w:p>
         </w:tc>
         <w:tc>
           <w:tcPr>
-            <w:tcW w:type="dxa" w:w="2351"/>
+            <w:tcW w:type="dxa" w:w="2408"/>
             <w:vAlign w:val="center"/>
           </w:tcPr>
           <w:p>
             <w:pPr>
-              <w:spacing w:after="0" w:line="264" w:lineRule="auto"/>
+              <w:spacing w:line="252" w:lineRule="auto"/>
             </w:pPr>
             <w:r/>
             <w:r>
               <w:rPr>
-                <w:rFonts w:ascii="仿宋_GB2312" w:hAnsi="仿宋_GB2312" w:eastAsia="仿宋_GB2312" w:cs="仿宋_GB2312"/>
+                <w:rFonts w:ascii="Noto Sans CJK SC" w:hAnsi="Noto Sans CJK SC" w:eastAsia="Noto Sans CJK SC" w:cs="Noto Sans CJK SC"/>
                 <w:b w:val="0"/>
                 <w:sz w:val="16"/>
               </w:rPr>
-              <w:t>形成“1234”：一库清底、双模决策、三智协同、四队长效。</w:t>
+              <w:t>1234：一库清底、双模决策、三智协同、四队长效</w:t>
             </w:r>
           </w:p>
         </w:tc>
         <w:tc>
           <w:tcPr>
-            <w:tcW w:type="dxa" w:w="2351"/>
+            <w:tcW w:type="dxa" w:w="2408"/>
             <w:vAlign w:val="center"/>
           </w:tcPr>
           <w:p>
             <w:pPr>
-              <w:spacing w:after="0" w:line="264" w:lineRule="auto"/>
+              <w:spacing w:line="252" w:lineRule="auto"/>
             </w:pPr>
             <w:r/>
             <w:r>
               <w:rPr>
-                <w:rFonts w:ascii="仿宋_GB2312" w:hAnsi="仿宋_GB2312" w:eastAsia="仿宋_GB2312" w:cs="仿宋_GB2312"/>
+                <w:rFonts w:ascii="Noto Sans CJK SC" w:hAnsi="Noto Sans CJK SC" w:eastAsia="Noto Sans CJK SC" w:cs="Noto Sans CJK SC"/>
                 <w:b w:val="0"/>
                 <w:sz w:val="16"/>
               </w:rPr>
-              <w:t>优秀稿都需要可复述框架；1234全部来自项目真实构成，不是包装出来的空口号。</w:t>
+              <w:t>形成可复述记忆结构</w:t>
             </w:r>
           </w:p>
         </w:tc>
@@ -432,17 +426,17 @@
       <w:tr>
         <w:tc>
           <w:tcPr>
-            <w:tcW w:type="dxa" w:w="2351"/>
+            <w:tcW w:type="dxa" w:w="2408"/>
             <w:vAlign w:val="center"/>
           </w:tcPr>
           <w:p>
             <w:pPr>
-              <w:spacing w:after="0" w:line="264" w:lineRule="auto"/>
+              <w:spacing w:line="252" w:lineRule="auto"/>
             </w:pPr>
             <w:r/>
             <w:r>
               <w:rPr>
-                <w:rFonts w:ascii="仿宋_GB2312" w:hAnsi="仿宋_GB2312" w:eastAsia="仿宋_GB2312" w:cs="仿宋_GB2312"/>
+                <w:rFonts w:ascii="Noto Sans CJK SC" w:hAnsi="Noto Sans CJK SC" w:eastAsia="Noto Sans CJK SC" w:cs="Noto Sans CJK SC"/>
                 <w:b w:val="0"/>
                 <w:sz w:val="16"/>
               </w:rPr>
@@ -452,61 +446,61 @@
         </w:tc>
         <w:tc>
           <w:tcPr>
-            <w:tcW w:type="dxa" w:w="2351"/>
+            <w:tcW w:type="dxa" w:w="2408"/>
             <w:vAlign w:val="center"/>
           </w:tcPr>
           <w:p>
             <w:pPr>
-              <w:spacing w:after="0" w:line="264" w:lineRule="auto"/>
+              <w:spacing w:line="252" w:lineRule="auto"/>
             </w:pPr>
             <w:r/>
             <w:r>
               <w:rPr>
-                <w:rFonts w:ascii="仿宋_GB2312" w:hAnsi="仿宋_GB2312" w:eastAsia="仿宋_GB2312" w:cs="仿宋_GB2312"/>
+                <w:rFonts w:ascii="Noto Sans CJK SC" w:hAnsi="Noto Sans CJK SC" w:eastAsia="Noto Sans CJK SC" w:cs="Noto Sans CJK SC"/>
                 <w:b w:val="0"/>
                 <w:sz w:val="16"/>
               </w:rPr>
-              <w:t>把一栋烤房拆到关键部件，综合部件状态、剩余寿命、维修记录……</w:t>
+              <w:t>拆关键部件，综合状态、寿命、维修、管护、人工评价</w:t>
             </w:r>
           </w:p>
         </w:tc>
         <w:tc>
           <w:tcPr>
-            <w:tcW w:type="dxa" w:w="2351"/>
+            <w:tcW w:type="dxa" w:w="2408"/>
             <w:vAlign w:val="center"/>
           </w:tcPr>
           <w:p>
             <w:pPr>
-              <w:spacing w:after="0" w:line="264" w:lineRule="auto"/>
+              <w:spacing w:line="252" w:lineRule="auto"/>
             </w:pPr>
             <w:r/>
             <w:r>
               <w:rPr>
-                <w:rFonts w:ascii="仿宋_GB2312" w:hAnsi="仿宋_GB2312" w:eastAsia="仿宋_GB2312" w:cs="仿宋_GB2312"/>
+                <w:rFonts w:ascii="Noto Sans CJK SC" w:hAnsi="Noto Sans CJK SC" w:eastAsia="Noto Sans CJK SC" w:cs="Noto Sans CJK SC"/>
                 <w:b w:val="0"/>
                 <w:sz w:val="16"/>
               </w:rPr>
-              <w:t>明确4部位12关键部件；部件按状态/寿命占比/现场评价三维量化；80/10/10合成；AHP做一致性校验。</w:t>
+              <w:t>4部位12关键部件；状态/寿命占比/现场评价→80/10/10；AHP；威布尔</w:t>
             </w:r>
           </w:p>
         </w:tc>
         <w:tc>
           <w:tcPr>
-            <w:tcW w:type="dxa" w:w="2351"/>
+            <w:tcW w:type="dxa" w:w="2408"/>
             <w:vAlign w:val="center"/>
           </w:tcPr>
           <w:p>
             <w:pPr>
-              <w:spacing w:after="0" w:line="264" w:lineRule="auto"/>
+              <w:spacing w:line="252" w:lineRule="auto"/>
             </w:pPr>
             <w:r/>
             <w:r>
               <w:rPr>
-                <w:rFonts w:ascii="仿宋_GB2312" w:hAnsi="仿宋_GB2312" w:eastAsia="仿宋_GB2312" w:cs="仿宋_GB2312"/>
+                <w:rFonts w:ascii="Noto Sans CJK SC" w:hAnsi="Noto Sans CJK SC" w:eastAsia="Noto Sans CJK SC" w:cs="Noto Sans CJK SC"/>
                 <w:b w:val="0"/>
                 <w:sz w:val="16"/>
               </w:rPr>
-              <w:t>让评委听到“怎么算”，但不陷入公式细节。</w:t>
+              <w:t>与9/10官方口径一致，讲清怎么做</w:t>
             </w:r>
           </w:p>
         </w:tc>
@@ -514,17 +508,17 @@
       <w:tr>
         <w:tc>
           <w:tcPr>
-            <w:tcW w:type="dxa" w:w="2351"/>
+            <w:tcW w:type="dxa" w:w="2408"/>
             <w:vAlign w:val="center"/>
           </w:tcPr>
           <w:p>
             <w:pPr>
-              <w:spacing w:after="0" w:line="264" w:lineRule="auto"/>
+              <w:spacing w:line="252" w:lineRule="auto"/>
             </w:pPr>
             <w:r/>
             <w:r>
               <w:rPr>
-                <w:rFonts w:ascii="仿宋_GB2312" w:hAnsi="仿宋_GB2312" w:eastAsia="仿宋_GB2312" w:cs="仿宋_GB2312"/>
+                <w:rFonts w:ascii="Noto Sans CJK SC" w:hAnsi="Noto Sans CJK SC" w:eastAsia="Noto Sans CJK SC" w:cs="Noto Sans CJK SC"/>
                 <w:b w:val="0"/>
                 <w:sz w:val="16"/>
               </w:rPr>
@@ -534,61 +528,61 @@
         </w:tc>
         <w:tc>
           <w:tcPr>
-            <w:tcW w:type="dxa" w:w="2351"/>
+            <w:tcW w:type="dxa" w:w="2408"/>
             <w:vAlign w:val="center"/>
           </w:tcPr>
           <w:p>
             <w:pPr>
-              <w:spacing w:after="0" w:line="264" w:lineRule="auto"/>
+              <w:spacing w:line="252" w:lineRule="auto"/>
             </w:pPr>
             <w:r/>
             <w:r>
               <w:rPr>
-                <w:rFonts w:ascii="仿宋_GB2312" w:hAnsi="仿宋_GB2312" w:eastAsia="仿宋_GB2312" w:cs="仿宋_GB2312"/>
+                <w:rFonts w:ascii="Noto Sans CJK SC" w:hAnsi="Noto Sans CJK SC" w:eastAsia="Noto Sans CJK SC" w:cs="Noto Sans CJK SC"/>
                 <w:b w:val="0"/>
                 <w:sz w:val="16"/>
               </w:rPr>
-              <w:t>结构件决定“还能不能撑”，功能件决定“还能不能好好用”……</w:t>
+              <w:t>结构硬上限、功能件、维修折损、健康校准、房龄约束</w:t>
             </w:r>
           </w:p>
         </w:tc>
         <w:tc>
           <w:tcPr>
-            <w:tcW w:type="dxa" w:w="2351"/>
+            <w:tcW w:type="dxa" w:w="2408"/>
             <w:vAlign w:val="center"/>
           </w:tcPr>
           <w:p>
             <w:pPr>
-              <w:spacing w:after="0" w:line="264" w:lineRule="auto"/>
+              <w:spacing w:line="252" w:lineRule="auto"/>
             </w:pPr>
             <w:r/>
             <w:r>
               <w:rPr>
-                <w:rFonts w:ascii="仿宋_GB2312" w:hAnsi="仿宋_GB2312" w:eastAsia="仿宋_GB2312" w:cs="仿宋_GB2312"/>
+                <w:rFonts w:ascii="Noto Sans CJK SC" w:hAnsi="Noto Sans CJK SC" w:eastAsia="Noto Sans CJK SC" w:cs="Noto Sans CJK SC"/>
                 <w:b w:val="0"/>
                 <w:sz w:val="16"/>
               </w:rPr>
-              <w:t>结构件最短寿命做硬上限，功能件加权寿命，叠加维修折损、健康校准、房龄收缩，并用威布尔描述寿命规律。</w:t>
+              <w:t>固定成五层递进并输出剩余年限/四级预警/风险部件</w:t>
             </w:r>
           </w:p>
         </w:tc>
         <w:tc>
           <w:tcPr>
-            <w:tcW w:type="dxa" w:w="2351"/>
+            <w:tcW w:type="dxa" w:w="2408"/>
             <w:vAlign w:val="center"/>
           </w:tcPr>
           <w:p>
             <w:pPr>
-              <w:spacing w:after="0" w:line="264" w:lineRule="auto"/>
+              <w:spacing w:line="252" w:lineRule="auto"/>
             </w:pPr>
             <w:r/>
             <w:r>
               <w:rPr>
-                <w:rFonts w:ascii="仿宋_GB2312" w:hAnsi="仿宋_GB2312" w:eastAsia="仿宋_GB2312" w:cs="仿宋_GB2312"/>
+                <w:rFonts w:ascii="Noto Sans CJK SC" w:hAnsi="Noto Sans CJK SC" w:eastAsia="Noto Sans CJK SC" w:cs="Noto Sans CJK SC"/>
                 <w:b w:val="0"/>
                 <w:sz w:val="16"/>
               </w:rPr>
-              <w:t>9/10官方成果报告明确了“部件分层约束+维修复衰+健康校准+年限收缩+威布尔”。</w:t>
+              <w:t>形成输入—方法—输出—动作</w:t>
             </w:r>
           </w:p>
         </w:tc>
@@ -596,17 +590,17 @@
       <w:tr>
         <w:tc>
           <w:tcPr>
-            <w:tcW w:type="dxa" w:w="2351"/>
+            <w:tcW w:type="dxa" w:w="2408"/>
             <w:vAlign w:val="center"/>
           </w:tcPr>
           <w:p>
             <w:pPr>
-              <w:spacing w:after="0" w:line="264" w:lineRule="auto"/>
+              <w:spacing w:line="252" w:lineRule="auto"/>
             </w:pPr>
             <w:r/>
             <w:r>
               <w:rPr>
-                <w:rFonts w:ascii="仿宋_GB2312" w:hAnsi="仿宋_GB2312" w:eastAsia="仿宋_GB2312" w:cs="仿宋_GB2312"/>
+                <w:rFonts w:ascii="Noto Sans CJK SC" w:hAnsi="Noto Sans CJK SC" w:eastAsia="Noto Sans CJK SC" w:cs="Noto Sans CJK SC"/>
                 <w:b w:val="0"/>
                 <w:sz w:val="16"/>
               </w:rPr>
@@ -616,61 +610,61 @@
         </w:tc>
         <w:tc>
           <w:tcPr>
-            <w:tcW w:type="dxa" w:w="2351"/>
+            <w:tcW w:type="dxa" w:w="2408"/>
             <w:vAlign w:val="center"/>
           </w:tcPr>
           <w:p>
             <w:pPr>
-              <w:spacing w:after="0" w:line="264" w:lineRule="auto"/>
+              <w:spacing w:line="252" w:lineRule="auto"/>
             </w:pPr>
             <w:r/>
             <w:r>
               <w:rPr>
-                <w:rFonts w:ascii="仿宋_GB2312" w:hAnsi="仿宋_GB2312" w:eastAsia="仿宋_GB2312" w:cs="仿宋_GB2312"/>
+                <w:rFonts w:ascii="Noto Sans CJK SC" w:hAnsi="Noto Sans CJK SC" w:eastAsia="Noto Sans CJK SC" w:cs="Noto Sans CJK SC"/>
                 <w:b w:val="0"/>
                 <w:sz w:val="16"/>
               </w:rPr>
-              <w:t>区位熵横向对标……AHP和熵权组合定权，TOPSIS排序……</w:t>
+              <w:t>区位熵→AHP/熵权→TOPSIS→情景推演</w:t>
             </w:r>
           </w:p>
         </w:tc>
         <w:tc>
           <w:tcPr>
-            <w:tcW w:type="dxa" w:w="2351"/>
+            <w:tcW w:type="dxa" w:w="2408"/>
             <w:vAlign w:val="center"/>
           </w:tcPr>
           <w:p>
             <w:pPr>
-              <w:spacing w:after="0" w:line="264" w:lineRule="auto"/>
+              <w:spacing w:line="252" w:lineRule="auto"/>
             </w:pPr>
             <w:r/>
             <w:r>
               <w:rPr>
-                <w:rFonts w:ascii="仿宋_GB2312" w:hAnsi="仿宋_GB2312" w:eastAsia="仿宋_GB2312" w:cs="仿宋_GB2312"/>
+                <w:rFonts w:ascii="Noto Sans CJK SC" w:hAnsi="Noto Sans CJK SC" w:eastAsia="Noto Sans CJK SC" w:cs="Noto Sans CJK SC"/>
                 <w:b w:val="0"/>
                 <w:sz w:val="16"/>
               </w:rPr>
-              <w:t>区位熵移出主稿；主稿按官方口径讲有效烤能/承载/发展因子50/30/20，AHP+熵权校验，TOPSIS候选点排序，沙盘2/5/10%情景。</w:t>
+              <w:t>先有效烤能，再50/30/20，AHP+熵权，TOPSIS，2/5/10%沙盘</w:t>
             </w:r>
           </w:p>
         </w:tc>
         <w:tc>
           <w:tcPr>
-            <w:tcW w:type="dxa" w:w="2351"/>
+            <w:tcW w:type="dxa" w:w="2408"/>
             <w:vAlign w:val="center"/>
           </w:tcPr>
           <w:p>
             <w:pPr>
-              <w:spacing w:after="0" w:line="264" w:lineRule="auto"/>
+              <w:spacing w:line="252" w:lineRule="auto"/>
             </w:pPr>
             <w:r/>
             <w:r>
               <w:rPr>
-                <w:rFonts w:ascii="仿宋_GB2312" w:hAnsi="仿宋_GB2312" w:eastAsia="仿宋_GB2312" w:cs="仿宋_GB2312"/>
+                <w:rFonts w:ascii="Noto Sans CJK SC" w:hAnsi="Noto Sans CJK SC" w:eastAsia="Noto Sans CJK SC" w:cs="Noto Sans CJK SC"/>
                 <w:b w:val="0"/>
                 <w:sz w:val="16"/>
               </w:rPr>
-              <w:t>减少不必要算法堆叠，突出真正落在官方报告和系统里的技术。</w:t>
+              <w:t>减少算法堆叠，突出官方已落地技术</w:t>
             </w:r>
           </w:p>
         </w:tc>
@@ -678,17 +672,17 @@
       <w:tr>
         <w:tc>
           <w:tcPr>
-            <w:tcW w:type="dxa" w:w="2351"/>
+            <w:tcW w:type="dxa" w:w="2408"/>
             <w:vAlign w:val="center"/>
           </w:tcPr>
           <w:p>
             <w:pPr>
-              <w:spacing w:after="0" w:line="264" w:lineRule="auto"/>
+              <w:spacing w:line="252" w:lineRule="auto"/>
             </w:pPr>
             <w:r/>
             <w:r>
               <w:rPr>
-                <w:rFonts w:ascii="仿宋_GB2312" w:hAnsi="仿宋_GB2312" w:eastAsia="仿宋_GB2312" w:cs="仿宋_GB2312"/>
+                <w:rFonts w:ascii="Noto Sans CJK SC" w:hAnsi="Noto Sans CJK SC" w:eastAsia="Noto Sans CJK SC" w:cs="Noto Sans CJK SC"/>
                 <w:b w:val="0"/>
                 <w:sz w:val="16"/>
               </w:rPr>
@@ -698,61 +692,61 @@
         </w:tc>
         <w:tc>
           <w:tcPr>
-            <w:tcW w:type="dxa" w:w="2351"/>
+            <w:tcW w:type="dxa" w:w="2408"/>
             <w:vAlign w:val="center"/>
           </w:tcPr>
           <w:p>
             <w:pPr>
-              <w:spacing w:after="0" w:line="264" w:lineRule="auto"/>
+              <w:spacing w:line="252" w:lineRule="auto"/>
             </w:pPr>
             <w:r/>
             <w:r>
               <w:rPr>
-                <w:rFonts w:ascii="仿宋_GB2312" w:hAnsi="仿宋_GB2312" w:eastAsia="仿宋_GB2312" w:cs="仿宋_GB2312"/>
+                <w:rFonts w:ascii="Noto Sans CJK SC" w:hAnsi="Noto Sans CJK SC" w:eastAsia="Noto Sans CJK SC" w:cs="Noto Sans CJK SC"/>
                 <w:b w:val="0"/>
                 <w:sz w:val="16"/>
               </w:rPr>
-              <w:t>健康模型的结果不会停在这一页……进入第二颗大脑。</w:t>
+              <w:t>后半段才强调健康结果进入第二模型</w:t>
             </w:r>
           </w:p>
         </w:tc>
         <w:tc>
           <w:tcPr>
-            <w:tcW w:type="dxa" w:w="2351"/>
+            <w:tcW w:type="dxa" w:w="2408"/>
             <w:vAlign w:val="center"/>
           </w:tcPr>
           <w:p>
             <w:pPr>
-              <w:spacing w:after="0" w:line="264" w:lineRule="auto"/>
+              <w:spacing w:line="252" w:lineRule="auto"/>
             </w:pPr>
             <w:r/>
             <w:r>
               <w:rPr>
-                <w:rFonts w:ascii="仿宋_GB2312" w:hAnsi="仿宋_GB2312" w:eastAsia="仿宋_GB2312" w:cs="仿宋_GB2312"/>
+                <w:rFonts w:ascii="Noto Sans CJK SC" w:hAnsi="Noto Sans CJK SC" w:eastAsia="Noto Sans CJK SC" w:cs="Noto Sans CJK SC"/>
                 <w:b w:val="0"/>
                 <w:sz w:val="16"/>
               </w:rPr>
-              <w:t>保留并前置为核心差异：“健康结果→有效烤能→发展指数→新建沙盘”，形成先调剂、再修复、仍缺才新建。</w:t>
+              <w:t>第二模型第一句说明健康结果折算有效烤能</w:t>
             </w:r>
           </w:p>
         </w:tc>
         <w:tc>
           <w:tcPr>
-            <w:tcW w:type="dxa" w:w="2351"/>
+            <w:tcW w:type="dxa" w:w="2408"/>
             <w:vAlign w:val="center"/>
           </w:tcPr>
           <w:p>
             <w:pPr>
-              <w:spacing w:after="0" w:line="264" w:lineRule="auto"/>
+              <w:spacing w:line="252" w:lineRule="auto"/>
             </w:pPr>
             <w:r/>
             <w:r>
               <w:rPr>
-                <w:rFonts w:ascii="仿宋_GB2312" w:hAnsi="仿宋_GB2312" w:eastAsia="仿宋_GB2312" w:cs="仿宋_GB2312"/>
+                <w:rFonts w:ascii="Noto Sans CJK SC" w:hAnsi="Noto Sans CJK SC" w:eastAsia="Noto Sans CJK SC" w:cs="Noto Sans CJK SC"/>
                 <w:b w:val="0"/>
                 <w:sz w:val="16"/>
               </w:rPr>
-              <w:t>这是项目最有辨识度的技术/管理创新，必须比“三智”更突出。</w:t>
+              <w:t>本项目最有辨识度的创新必须前置</w:t>
             </w:r>
           </w:p>
         </w:tc>
@@ -760,81 +754,81 @@
       <w:tr>
         <w:tc>
           <w:tcPr>
-            <w:tcW w:type="dxa" w:w="2351"/>
+            <w:tcW w:type="dxa" w:w="2408"/>
             <w:vAlign w:val="center"/>
           </w:tcPr>
           <w:p>
             <w:pPr>
-              <w:spacing w:after="0" w:line="264" w:lineRule="auto"/>
+              <w:spacing w:line="252" w:lineRule="auto"/>
             </w:pPr>
             <w:r/>
             <w:r>
               <w:rPr>
-                <w:rFonts w:ascii="仿宋_GB2312" w:hAnsi="仿宋_GB2312" w:eastAsia="仿宋_GB2312" w:cs="仿宋_GB2312"/>
+                <w:rFonts w:ascii="Noto Sans CJK SC" w:hAnsi="Noto Sans CJK SC" w:eastAsia="Noto Sans CJK SC" w:cs="Noto Sans CJK SC"/>
                 <w:b w:val="0"/>
                 <w:sz w:val="16"/>
               </w:rPr>
-              <w:t>落地成效</w:t>
+              <w:t>平台落地</w:t>
             </w:r>
           </w:p>
         </w:tc>
         <w:tc>
           <w:tcPr>
-            <w:tcW w:type="dxa" w:w="2351"/>
+            <w:tcW w:type="dxa" w:w="2408"/>
             <w:vAlign w:val="center"/>
           </w:tcPr>
           <w:p>
             <w:pPr>
-              <w:spacing w:after="0" w:line="264" w:lineRule="auto"/>
+              <w:spacing w:line="252" w:lineRule="auto"/>
             </w:pPr>
             <w:r/>
             <w:r>
               <w:rPr>
-                <w:rFonts w:ascii="仿宋_GB2312" w:hAnsi="仿宋_GB2312" w:eastAsia="仿宋_GB2312" w:cs="仿宋_GB2312"/>
+                <w:rFonts w:ascii="Noto Sans CJK SC" w:hAnsi="Noto Sans CJK SC" w:eastAsia="Noto Sans CJK SC" w:cs="Noto Sans CJK SC"/>
                 <w:b w:val="0"/>
                 <w:sz w:val="16"/>
               </w:rPr>
-              <w:t>磨坪50栋……雷击故障……不到3小时。</w:t>
+              <w:t>智用/智投/智管+四支队伍</w:t>
             </w:r>
           </w:p>
         </w:tc>
         <w:tc>
           <w:tcPr>
-            <w:tcW w:type="dxa" w:w="2351"/>
+            <w:tcW w:type="dxa" w:w="2408"/>
             <w:vAlign w:val="center"/>
           </w:tcPr>
           <w:p>
             <w:pPr>
-              <w:spacing w:after="0" w:line="264" w:lineRule="auto"/>
+              <w:spacing w:line="252" w:lineRule="auto"/>
             </w:pPr>
             <w:r/>
             <w:r>
               <w:rPr>
-                <w:rFonts w:ascii="仿宋_GB2312" w:hAnsi="仿宋_GB2312" w:eastAsia="仿宋_GB2312" w:cs="仿宋_GB2312"/>
+                <w:rFonts w:ascii="Noto Sans CJK SC" w:hAnsi="Noto Sans CJK SC" w:eastAsia="Noto Sans CJK SC" w:cs="Noto Sans CJK SC"/>
                 <w:b w:val="0"/>
                 <w:sz w:val="16"/>
               </w:rPr>
-              <w:t>保留雷击案例；新增官方一季验证：2442入库、48次调剂、16单平均响应0.38h、满意度96.8%、统筹管护81%、基金近190万。</w:t>
+              <w:t>补申请—派单—验收—评价—数据回写，AI助手降级为辅助</w:t>
             </w:r>
           </w:p>
         </w:tc>
         <w:tc>
           <w:tcPr>
-            <w:tcW w:type="dxa" w:w="2351"/>
+            <w:tcW w:type="dxa" w:w="2408"/>
             <w:vAlign w:val="center"/>
           </w:tcPr>
           <w:p>
             <w:pPr>
-              <w:spacing w:after="0" w:line="264" w:lineRule="auto"/>
+              <w:spacing w:line="252" w:lineRule="auto"/>
             </w:pPr>
             <w:r/>
             <w:r>
               <w:rPr>
-                <w:rFonts w:ascii="仿宋_GB2312" w:hAnsi="仿宋_GB2312" w:eastAsia="仿宋_GB2312" w:cs="仿宋_GB2312"/>
+                <w:rFonts w:ascii="Noto Sans CJK SC" w:hAnsi="Noto Sans CJK SC" w:eastAsia="Noto Sans CJK SC" w:cs="Noto Sans CJK SC"/>
                 <w:b w:val="0"/>
                 <w:sz w:val="16"/>
               </w:rPr>
-              <w:t>像1.txt“四重突破”、3.txt“四个效果”一样，用一组硬结果证明不是概念项目。</w:t>
+              <w:t>平台执行模型，不抢双模主角</w:t>
             </w:r>
           </w:p>
         </w:tc>
@@ -842,17 +836,99 @@
       <w:tr>
         <w:tc>
           <w:tcPr>
-            <w:tcW w:type="dxa" w:w="2351"/>
+            <w:tcW w:type="dxa" w:w="2408"/>
             <w:vAlign w:val="center"/>
           </w:tcPr>
           <w:p>
             <w:pPr>
-              <w:spacing w:after="0" w:line="264" w:lineRule="auto"/>
+              <w:spacing w:line="252" w:lineRule="auto"/>
             </w:pPr>
             <w:r/>
             <w:r>
               <w:rPr>
-                <w:rFonts w:ascii="仿宋_GB2312" w:hAnsi="仿宋_GB2312" w:eastAsia="仿宋_GB2312" w:cs="仿宋_GB2312"/>
+                <w:rFonts w:ascii="Noto Sans CJK SC" w:hAnsi="Noto Sans CJK SC" w:eastAsia="Noto Sans CJK SC" w:cs="Noto Sans CJK SC"/>
+                <w:b w:val="0"/>
+                <w:sz w:val="16"/>
+              </w:rPr>
+              <w:t>结果</w:t>
+            </w:r>
+          </w:p>
+        </w:tc>
+        <w:tc>
+          <w:tcPr>
+            <w:tcW w:type="dxa" w:w="2408"/>
+            <w:vAlign w:val="center"/>
+          </w:tcPr>
+          <w:p>
+            <w:pPr>
+              <w:spacing w:line="252" w:lineRule="auto"/>
+            </w:pPr>
+            <w:r/>
+            <w:r>
+              <w:rPr>
+                <w:rFonts w:ascii="Noto Sans CJK SC" w:hAnsi="Noto Sans CJK SC" w:eastAsia="Noto Sans CJK SC" w:cs="Noto Sans CJK SC"/>
+                <w:b w:val="0"/>
+                <w:sz w:val="16"/>
+              </w:rPr>
+              <w:t>磨坪50栋、115炕、1380担、185担、雷击&lt;3h</w:t>
+            </w:r>
+          </w:p>
+        </w:tc>
+        <w:tc>
+          <w:tcPr>
+            <w:tcW w:type="dxa" w:w="2408"/>
+            <w:vAlign w:val="center"/>
+          </w:tcPr>
+          <w:p>
+            <w:pPr>
+              <w:spacing w:line="252" w:lineRule="auto"/>
+            </w:pPr>
+            <w:r/>
+            <w:r>
+              <w:rPr>
+                <w:rFonts w:ascii="Noto Sans CJK SC" w:hAnsi="Noto Sans CJK SC" w:eastAsia="Noto Sans CJK SC" w:cs="Noto Sans CJK SC"/>
+                <w:b w:val="0"/>
+                <w:sz w:val="16"/>
+              </w:rPr>
+              <w:t>保留案例，增加2442、48、0.38h、96.8%、81%、近190万元</w:t>
+            </w:r>
+          </w:p>
+        </w:tc>
+        <w:tc>
+          <w:tcPr>
+            <w:tcW w:type="dxa" w:w="2408"/>
+            <w:vAlign w:val="center"/>
+          </w:tcPr>
+          <w:p>
+            <w:pPr>
+              <w:spacing w:line="252" w:lineRule="auto"/>
+            </w:pPr>
+            <w:r/>
+            <w:r>
+              <w:rPr>
+                <w:rFonts w:ascii="Noto Sans CJK SC" w:hAnsi="Noto Sans CJK SC" w:eastAsia="Noto Sans CJK SC" w:cs="Noto Sans CJK SC"/>
+                <w:b w:val="0"/>
+                <w:sz w:val="16"/>
+              </w:rPr>
+              <w:t>提高可信度和答辩抗压</w:t>
+            </w:r>
+          </w:p>
+        </w:tc>
+      </w:tr>
+      <w:tr>
+        <w:tc>
+          <w:tcPr>
+            <w:tcW w:type="dxa" w:w="2408"/>
+            <w:vAlign w:val="center"/>
+          </w:tcPr>
+          <w:p>
+            <w:pPr>
+              <w:spacing w:line="252" w:lineRule="auto"/>
+            </w:pPr>
+            <w:r/>
+            <w:r>
+              <w:rPr>
+                <w:rFonts w:ascii="Noto Sans CJK SC" w:hAnsi="Noto Sans CJK SC" w:eastAsia="Noto Sans CJK SC" w:cs="Noto Sans CJK SC"/>
                 <w:b w:val="0"/>
                 <w:sz w:val="16"/>
               </w:rPr>
@@ -862,61 +938,61 @@
         </w:tc>
         <w:tc>
           <w:tcPr>
-            <w:tcW w:type="dxa" w:w="2351"/>
+            <w:tcW w:type="dxa" w:w="2408"/>
             <w:vAlign w:val="center"/>
           </w:tcPr>
           <w:p>
             <w:pPr>
-              <w:spacing w:after="0" w:line="264" w:lineRule="auto"/>
+              <w:spacing w:line="252" w:lineRule="auto"/>
             </w:pPr>
             <w:r/>
             <w:r>
               <w:rPr>
-                <w:rFonts w:ascii="仿宋_GB2312" w:hAnsi="仿宋_GB2312" w:eastAsia="仿宋_GB2312" w:cs="仿宋_GB2312"/>
+                <w:rFonts w:ascii="Noto Sans CJK SC" w:hAnsi="Noto Sans CJK SC" w:eastAsia="Noto Sans CJK SC" w:cs="Noto Sans CJK SC"/>
                 <w:b w:val="0"/>
                 <w:sz w:val="16"/>
               </w:rPr>
-              <w:t>好房充分用，旧房精准修，缺口科学建，建后持续管。</w:t>
+              <w:t>好房用、旧房修、缺口建、建后管</w:t>
             </w:r>
           </w:p>
         </w:tc>
         <w:tc>
           <w:tcPr>
-            <w:tcW w:type="dxa" w:w="2351"/>
+            <w:tcW w:type="dxa" w:w="2408"/>
             <w:vAlign w:val="center"/>
           </w:tcPr>
           <w:p>
             <w:pPr>
-              <w:spacing w:after="0" w:line="264" w:lineRule="auto"/>
+              <w:spacing w:line="252" w:lineRule="auto"/>
             </w:pPr>
             <w:r/>
             <w:r>
               <w:rPr>
-                <w:rFonts w:ascii="仿宋_GB2312" w:hAnsi="仿宋_GB2312" w:eastAsia="仿宋_GB2312" w:cs="仿宋_GB2312"/>
+                <w:rFonts w:ascii="Noto Sans CJK SC" w:hAnsi="Noto Sans CJK SC" w:eastAsia="Noto Sans CJK SC" w:cs="Noto Sans CJK SC"/>
                 <w:b w:val="0"/>
                 <w:sz w:val="16"/>
               </w:rPr>
-              <w:t>先回扣1234，再用“三个不是”做差异化创新总结，最后保留“好房用、旧房修、缺口建、建后管”。</w:t>
+              <w:t>先三大创新，再口诀，再三组从…到…</w:t>
             </w:r>
           </w:p>
         </w:tc>
         <w:tc>
           <w:tcPr>
-            <w:tcW w:type="dxa" w:w="2351"/>
+            <w:tcW w:type="dxa" w:w="2408"/>
             <w:vAlign w:val="center"/>
           </w:tcPr>
           <w:p>
             <w:pPr>
-              <w:spacing w:after="0" w:line="264" w:lineRule="auto"/>
+              <w:spacing w:line="252" w:lineRule="auto"/>
             </w:pPr>
             <w:r/>
             <w:r>
               <w:rPr>
-                <w:rFonts w:ascii="仿宋_GB2312" w:hAnsi="仿宋_GB2312" w:eastAsia="仿宋_GB2312" w:cs="仿宋_GB2312"/>
+                <w:rFonts w:ascii="Noto Sans CJK SC" w:hAnsi="Noto Sans CJK SC" w:eastAsia="Noto Sans CJK SC" w:cs="Noto Sans CJK SC"/>
                 <w:b w:val="0"/>
                 <w:sz w:val="16"/>
               </w:rPr>
-              <w:t>先总结创新，再情绪收束，避免只剩口号。</w:t>
+              <w:t>先理性记忆，再情绪收束</w:t>
             </w:r>
           </w:p>
         </w:tc>
@@ -925,272 +1001,179 @@
     <w:p>
       <w:pPr>
         <w:pStyle w:val="Heading1"/>
-        <w:spacing w:before="180" w:after="80"/>
+        <w:spacing w:before="160" w:after="80"/>
       </w:pPr>
       <w:r>
-        <w:t>二、原V1最值得保留的内容</w:t>
+        <w:rPr>
+          <w:rFonts w:ascii="黑体" w:hAnsi="黑体" w:eastAsia="黑体" w:cs="黑体"/>
+          <w:b/>
+          <w:sz w:val="36"/>
+        </w:rPr>
+        <w:t>二、0929 V1值得保留的内容</w:t>
       </w:r>
     </w:p>
     <w:p>
       <w:pPr>
-        <w:spacing w:line="348" w:lineRule="auto" w:after="0"/>
-        <w:ind w:firstLine="420"/>
+        <w:spacing w:line="324" w:lineRule="auto"/>
       </w:pPr>
       <w:r>
         <w:rPr>
           <w:rFonts w:ascii="仿宋_GB2312" w:hAnsi="仿宋_GB2312" w:eastAsia="仿宋_GB2312" w:cs="仿宋_GB2312"/>
           <w:sz w:val="26"/>
         </w:rPr>
-        <w:t>“维修可以续命，但不能回春”——保留并提升为健康模型技术口诀。</w:t>
+        <w:t>• “维修可以续命，但不能回春”——保留并提升为健康模型技术口号。</w:t>
       </w:r>
     </w:p>
     <w:p>
       <w:pPr>
-        <w:spacing w:line="348" w:lineRule="auto" w:after="0"/>
-        <w:ind w:firstLine="420"/>
+        <w:spacing w:line="324" w:lineRule="auto"/>
       </w:pPr>
       <w:r>
         <w:rPr>
           <w:rFonts w:ascii="仿宋_GB2312" w:hAnsi="仿宋_GB2312" w:eastAsia="仿宋_GB2312" w:cs="仿宋_GB2312"/>
           <w:sz w:val="26"/>
         </w:rPr>
-        <w:t>“健康模型结果进入有效烤能”——保留并提升为双模耦合的核心创新。</w:t>
+        <w:t>• “健康模型结果进入有效烤能”——保留并前置为双模耦合核心创新。</w:t>
       </w:r>
     </w:p>
     <w:p>
       <w:pPr>
-        <w:spacing w:line="348" w:lineRule="auto" w:after="0"/>
-        <w:ind w:firstLine="420"/>
+        <w:spacing w:line="324" w:lineRule="auto"/>
       </w:pPr>
       <w:r>
         <w:rPr>
           <w:rFonts w:ascii="仿宋_GB2312" w:hAnsi="仿宋_GB2312" w:eastAsia="仿宋_GB2312" w:cs="仿宋_GB2312"/>
           <w:sz w:val="26"/>
         </w:rPr>
-        <w:t>“先盘活、再修复、仍有缺口才新建”——保留为投资决策顺序。</w:t>
+        <w:t>• “先盘活、再修复、仍有缺口才新建”——改为“先调剂、再修复、仍有结构性缺口才新建”。</w:t>
       </w:r>
     </w:p>
     <w:p>
       <w:pPr>
-        <w:spacing w:line="348" w:lineRule="auto" w:after="0"/>
-        <w:ind w:firstLine="420"/>
+        <w:spacing w:line="324" w:lineRule="auto"/>
       </w:pPr>
       <w:r>
         <w:rPr>
           <w:rFonts w:ascii="仿宋_GB2312" w:hAnsi="仿宋_GB2312" w:eastAsia="仿宋_GB2312" w:cs="仿宋_GB2312"/>
           <w:sz w:val="26"/>
         </w:rPr>
-        <w:t>磨坪雷击案例——保留，作为真实现场感证据。</w:t>
+        <w:t>• 磨坪雷击案例——保留，作为真实现场感证据。</w:t>
       </w:r>
     </w:p>
     <w:p>
       <w:pPr>
-        <w:spacing w:line="348" w:lineRule="auto" w:after="0"/>
-        <w:ind w:firstLine="420"/>
+        <w:spacing w:line="324" w:lineRule="auto"/>
       </w:pPr>
       <w:r>
         <w:rPr>
           <w:rFonts w:ascii="仿宋_GB2312" w:hAnsi="仿宋_GB2312" w:eastAsia="仿宋_GB2312" w:cs="仿宋_GB2312"/>
           <w:sz w:val="26"/>
         </w:rPr>
-        <w:t>“好房充分用、旧房精准修、缺口科学建、建后持续管”——保留为情绪收束，但不再承担全部创新总结。</w:t>
+        <w:t>• “好房充分用、旧房精准修、缺口科学建、建后持续管”——保留，作为最后口诀。</w:t>
       </w:r>
     </w:p>
     <w:p>
       <w:pPr>
         <w:pStyle w:val="Heading1"/>
-        <w:spacing w:before="180" w:after="80"/>
+        <w:spacing w:before="160" w:after="80"/>
       </w:pPr>
       <w:r>
+        <w:rPr>
+          <w:rFonts w:ascii="黑体" w:hAnsi="黑体" w:eastAsia="黑体" w:cs="黑体"/>
+          <w:b/>
+          <w:sz w:val="36"/>
+        </w:rPr>
         <w:t>三、本轮新增且必须保留的内容</w:t>
       </w:r>
     </w:p>
     <w:p>
       <w:pPr>
-        <w:spacing w:line="348" w:lineRule="auto" w:after="0"/>
-        <w:ind w:firstLine="420"/>
+        <w:spacing w:line="324" w:lineRule="auto"/>
       </w:pPr>
       <w:r>
         <w:rPr>
           <w:rFonts w:ascii="仿宋_GB2312" w:hAnsi="仿宋_GB2312" w:eastAsia="仿宋_GB2312" w:cs="仿宋_GB2312"/>
           <w:sz w:val="26"/>
         </w:rPr>
-        <w:t>A/B身份与B的“烤房管家”角色。</w:t>
+        <w:t>• A/B身份与团队介绍；</w:t>
       </w:r>
     </w:p>
     <w:p>
       <w:pPr>
-        <w:spacing w:line="348" w:lineRule="auto" w:after="0"/>
-        <w:ind w:firstLine="420"/>
+        <w:spacing w:line="324" w:lineRule="auto"/>
       </w:pPr>
       <w:r>
         <w:rPr>
           <w:rFonts w:ascii="仿宋_GB2312" w:hAnsi="仿宋_GB2312" w:eastAsia="仿宋_GB2312" w:cs="仿宋_GB2312"/>
           <w:sz w:val="26"/>
         </w:rPr>
-        <w:t>三类主体“三愁”及三大官方痛点，让“为什么做”在1分钟内说透。</w:t>
+        <w:t>• 烟农、烟站、合作社“三愁”及三大官方痛点；</w:t>
       </w:r>
     </w:p>
     <w:p>
       <w:pPr>
-        <w:spacing w:line="348" w:lineRule="auto" w:after="0"/>
-        <w:ind w:firstLine="420"/>
+        <w:spacing w:line="324" w:lineRule="auto"/>
       </w:pPr>
       <w:r>
         <w:rPr>
           <w:rFonts w:ascii="仿宋_GB2312" w:hAnsi="仿宋_GB2312" w:eastAsia="仿宋_GB2312" w:cs="仿宋_GB2312"/>
           <w:sz w:val="26"/>
         </w:rPr>
-        <w:t>1234整体记忆框架，让评委能复述项目。</w:t>
+        <w:t>• “1234”记忆结构；</w:t>
       </w:r>
     </w:p>
     <w:p>
       <w:pPr>
-        <w:spacing w:line="348" w:lineRule="auto" w:after="0"/>
-        <w:ind w:firstLine="420"/>
+        <w:spacing w:line="324" w:lineRule="auto"/>
       </w:pPr>
       <w:r>
         <w:rPr>
           <w:rFonts w:ascii="仿宋_GB2312" w:hAnsi="仿宋_GB2312" w:eastAsia="仿宋_GB2312" w:cs="仿宋_GB2312"/>
           <w:sz w:val="26"/>
         </w:rPr>
-        <w:t>健康模型“输入—评分—寿命—输出—维修动作”的完整计算链。</w:t>
+        <w:t>• 健康模型完整“输入—评分—寿命—预警—维修动作”；</w:t>
       </w:r>
     </w:p>
     <w:p>
       <w:pPr>
-        <w:spacing w:line="348" w:lineRule="auto" w:after="0"/>
-        <w:ind w:firstLine="420"/>
+        <w:spacing w:line="324" w:lineRule="auto"/>
       </w:pPr>
       <w:r>
         <w:rPr>
           <w:rFonts w:ascii="仿宋_GB2312" w:hAnsi="仿宋_GB2312" w:eastAsia="仿宋_GB2312" w:cs="仿宋_GB2312"/>
           <w:sz w:val="26"/>
         </w:rPr>
-        <w:t>发展导引模型50/30/20构成、AHP+熵权校验、TOPSIS选点和情景沙盘。</w:t>
+        <w:t>• 有效烤能+50/30/20发展指数+TOPSIS+2/5/10%沙盘的完整新建链；</w:t>
       </w:r>
     </w:p>
     <w:p>
       <w:pPr>
-        <w:spacing w:line="348" w:lineRule="auto" w:after="0"/>
-        <w:ind w:firstLine="420"/>
+        <w:spacing w:line="324" w:lineRule="auto"/>
       </w:pPr>
       <w:r>
         <w:rPr>
           <w:rFonts w:ascii="仿宋_GB2312" w:hAnsi="仿宋_GB2312" w:eastAsia="仿宋_GB2312" w:cs="仿宋_GB2312"/>
           <w:sz w:val="26"/>
         </w:rPr>
-        <w:t>最新官方验证数据：2442、48次调剂、0.38小时、96.8%、81%、近190万元。</w:t>
+        <w:t>• 9月10日官方季末验证数据：2442座、48次调剂、16工单平均0.38小时、96.8%满意度、81%统筹管护、近190万元基金；</w:t>
       </w:r>
     </w:p>
     <w:p>
       <w:pPr>
-        <w:spacing w:line="348" w:lineRule="auto" w:after="0"/>
-        <w:ind w:firstLine="420"/>
+        <w:spacing w:line="324" w:lineRule="auto"/>
       </w:pPr>
       <w:r>
         <w:rPr>
           <w:rFonts w:ascii="仿宋_GB2312" w:hAnsi="仿宋_GB2312" w:eastAsia="仿宋_GB2312" w:cs="仿宋_GB2312"/>
           <w:sz w:val="26"/>
         </w:rPr>
-        <w:t>三个“不是”，直接回答“你和普通烤房管理系统有什么不同”。</w:t>
-      </w:r>
-    </w:p>
-    <w:p>
-      <w:pPr>
-        <w:pStyle w:val="Heading1"/>
-        <w:spacing w:before="180" w:after="80"/>
-      </w:pPr>
-      <w:r>
-        <w:t>四、最终建议</w:t>
-      </w:r>
-    </w:p>
-    <w:p>
-      <w:pPr>
-        <w:spacing w:line="348" w:lineRule="auto" w:after="0"/>
-      </w:pPr>
-      <w:r>
-        <w:rPr>
-          <w:rFonts w:ascii="仿宋_GB2312" w:hAnsi="仿宋_GB2312" w:eastAsia="仿宋_GB2312" w:cs="仿宋_GB2312"/>
-          <w:b w:val="0"/>
-          <w:sz w:val="26"/>
-        </w:rPr>
-        <w:t>• 后续</w:t>
-      </w:r>
-      <w:r>
-        <w:rPr>
-          <w:rFonts w:ascii="仿宋_GB2312" w:hAnsi="仿宋_GB2312" w:eastAsia="仿宋_GB2312" w:cs="仿宋_GB2312"/>
-          <w:b/>
-          <w:sz w:val="26"/>
-        </w:rPr>
-        <w:t>不建议继续往8分钟主稿里增加更多算法名</w:t>
-      </w:r>
-      <w:r>
-        <w:rPr>
-          <w:rFonts w:ascii="仿宋_GB2312" w:hAnsi="仿宋_GB2312" w:eastAsia="仿宋_GB2312" w:cs="仿宋_GB2312"/>
-          <w:b w:val="0"/>
-          <w:sz w:val="26"/>
-        </w:rPr>
-        <w:t>。</w:t>
-      </w:r>
-    </w:p>
-    <w:p>
-      <w:pPr>
-        <w:spacing w:line="348" w:lineRule="auto" w:after="0"/>
-      </w:pPr>
-      <w:r>
-        <w:rPr>
-          <w:rFonts w:ascii="仿宋_GB2312" w:hAnsi="仿宋_GB2312" w:eastAsia="仿宋_GB2312" w:cs="仿宋_GB2312"/>
-          <w:sz w:val="26"/>
-        </w:rPr>
-        <w:t>• 把PPT按8页重做，两个模型各做一张“一眼看懂”的动态图。</w:t>
-      </w:r>
-    </w:p>
-    <w:p>
-      <w:pPr>
-        <w:spacing w:line="348" w:lineRule="auto" w:after="0"/>
-      </w:pPr>
-      <w:r>
-        <w:rPr>
-          <w:rFonts w:ascii="仿宋_GB2312" w:hAnsi="仿宋_GB2312" w:eastAsia="仿宋_GB2312" w:cs="仿宋_GB2312"/>
-          <w:b w:val="0"/>
-          <w:sz w:val="26"/>
-        </w:rPr>
-        <w:t>• 按真实语速实测，控制在</w:t>
-      </w:r>
-      <w:r>
-        <w:rPr>
-          <w:rFonts w:ascii="仿宋_GB2312" w:hAnsi="仿宋_GB2312" w:eastAsia="仿宋_GB2312" w:cs="仿宋_GB2312"/>
-          <w:b/>
-          <w:sz w:val="26"/>
-        </w:rPr>
-        <w:t>7分40秒左右</w:t>
-      </w:r>
-      <w:r>
-        <w:rPr>
-          <w:rFonts w:ascii="仿宋_GB2312" w:hAnsi="仿宋_GB2312" w:eastAsia="仿宋_GB2312" w:cs="仿宋_GB2312"/>
-          <w:b w:val="0"/>
-          <w:sz w:val="26"/>
-        </w:rPr>
-        <w:t>，留10—20秒机动。</w:t>
-      </w:r>
-    </w:p>
-    <w:p>
-      <w:pPr>
-        <w:spacing w:line="348" w:lineRule="auto" w:after="0"/>
-      </w:pPr>
-      <w:r>
-        <w:rPr>
-          <w:rFonts w:ascii="仿宋_GB2312" w:hAnsi="仿宋_GB2312" w:eastAsia="仿宋_GB2312" w:cs="仿宋_GB2312"/>
-          <w:sz w:val="26"/>
-        </w:rPr>
-        <w:t>• 准备20个评委追问，重点围绕权重来源、威布尔样本、沙盘验证、数据真实性和推广成本。</w:t>
+        <w:t>• 三大创新总结和三个“从……到……”价值转变。</w:t>
       </w:r>
     </w:p>
     <w:sectPr>
       <w:footerReference w:type="default" r:id="rId9"/>
       <w:pgSz w:w="12240" w:h="15840"/>
-      <w:pgMar w:top="1247" w:right="1417" w:bottom="1191" w:left="1417" w:header="720" w:footer="720" w:gutter="0"/>
+      <w:pgMar w:top="1134" w:right="1304" w:bottom="1134" w:left="1304" w:header="720" w:footer="720" w:gutter="0"/>
       <w:cols w:space="720"/>
       <w:docGrid w:linePitch="360"/>
     </w:sectPr>
@@ -1209,7 +1192,7 @@
       <w:rPr>
         <w:rFonts w:ascii="仿宋_GB2312" w:hAnsi="仿宋_GB2312" w:eastAsia="仿宋_GB2312" w:cs="仿宋_GB2312"/>
         <w:b w:val="0"/>
-        <w:color w:val="787878"/>
+        <w:color w:val="6E6E6E"/>
         <w:sz w:val="18"/>
       </w:rPr>
       <w:t>智烤管家 · 湖北省创客大赛决赛发布材料 · 09300004</w:t>
@@ -1582,11 +1565,11 @@
     <w:qFormat/>
     <w:rsid w:val="00FC693F"/>
     <w:pPr>
-      <w:spacing w:line="348" w:lineRule="auto" w:after="0"/>
+      <w:spacing w:line="324" w:lineRule="auto"/>
     </w:pPr>
     <w:rPr>
       <w:rFonts w:ascii="仿宋_GB2312" w:hAnsi="仿宋_GB2312" w:eastAsia="仿宋_GB2312"/>
-      <w:sz w:val="32"/>
+      <w:sz w:val="30"/>
     </w:rPr>
   </w:style>
   <w:style w:type="paragraph" w:styleId="Header">
